--- a/documentos/Practica30deSeptiembre.docx
+++ b/documentos/Practica30deSeptiembre.docx
@@ -114,6 +114,9 @@
             <w:r>
               <w:t xml:space="preserve">POST </w:t>
             </w:r>
+            <w:r>
+              <w:t>debido a que se crearan nuevas entidades independientes</w:t>
+            </w:r>
           </w:p>
         </w:tc>
       </w:tr>
@@ -141,6 +144,9 @@
             </w:pPr>
             <w:r>
               <w:t>PUT</w:t>
+            </w:r>
+            <w:r>
+              <w:t xml:space="preserve"> ya que se requiere modificar y reemplazar una interfaz especifica</w:t>
             </w:r>
           </w:p>
         </w:tc>
@@ -170,6 +176,9 @@
             <w:r>
               <w:t>DELETE</w:t>
             </w:r>
+            <w:r>
+              <w:t>, pues se quiere eliminar un elemento</w:t>
+            </w:r>
           </w:p>
         </w:tc>
       </w:tr>
@@ -198,6 +207,9 @@
             <w:r>
               <w:t>PATCH</w:t>
             </w:r>
+            <w:r>
+              <w:t xml:space="preserve"> ya que será una modificación parcial de la interfaz</w:t>
+            </w:r>
           </w:p>
         </w:tc>
       </w:tr>
@@ -1028,6 +1040,71 @@
       <w:r>
         <w:t xml:space="preserve"> </w:t>
       </w:r>
+    </w:p>
+    <w:p>
+      <w:r>
+        <w:drawing>
+          <wp:anchor distT="0" distB="0" distL="114300" distR="114300" simplePos="0" relativeHeight="251658240" behindDoc="0" locked="0" layoutInCell="1" allowOverlap="1" wp14:anchorId="69C1F889" wp14:editId="748AB7E9">
+            <wp:simplePos x="0" y="0"/>
+            <wp:positionH relativeFrom="margin">
+              <wp:align>right</wp:align>
+            </wp:positionH>
+            <wp:positionV relativeFrom="paragraph">
+              <wp:posOffset>187384</wp:posOffset>
+            </wp:positionV>
+            <wp:extent cx="5612130" cy="3155315"/>
+            <wp:effectExtent l="0" t="0" r="7620" b="6985"/>
+            <wp:wrapSquare wrapText="bothSides"/>
+            <wp:docPr id="1526402158" name="Imagen 1"/>
+            <wp:cNvGraphicFramePr>
+              <a:graphicFrameLocks xmlns:a="http://schemas.openxmlformats.org/drawingml/2006/main" noChangeAspect="1"/>
+            </wp:cNvGraphicFramePr>
+            <a:graphic xmlns:a="http://schemas.openxmlformats.org/drawingml/2006/main">
+              <a:graphicData uri="http://schemas.openxmlformats.org/drawingml/2006/picture">
+                <pic:pic xmlns:pic="http://schemas.openxmlformats.org/drawingml/2006/picture">
+                  <pic:nvPicPr>
+                    <pic:cNvPr id="1526402158" name=""/>
+                    <pic:cNvPicPr/>
+                  </pic:nvPicPr>
+                  <pic:blipFill>
+                    <a:blip r:embed="rId5" cstate="print">
+                      <a:extLst>
+                        <a:ext uri="{28A0092B-C50C-407E-A947-70E740481C1C}">
+                          <a14:useLocalDpi xmlns:a14="http://schemas.microsoft.com/office/drawing/2010/main" val="0"/>
+                        </a:ext>
+                      </a:extLst>
+                    </a:blip>
+                    <a:stretch>
+                      <a:fillRect/>
+                    </a:stretch>
+                  </pic:blipFill>
+                  <pic:spPr>
+                    <a:xfrm>
+                      <a:off x="0" y="0"/>
+                      <a:ext cx="5612130" cy="3155315"/>
+                    </a:xfrm>
+                    <a:prstGeom prst="rect">
+                      <a:avLst/>
+                    </a:prstGeom>
+                  </pic:spPr>
+                </pic:pic>
+              </a:graphicData>
+            </a:graphic>
+          </wp:anchor>
+        </w:drawing>
+      </w:r>
+      <w:r>
+        <w:br w:type="page"/>
+      </w:r>
+      <w:r>
+        <w:lastRenderedPageBreak/>
+        <w:tab/>
+      </w:r>
+    </w:p>
+    <w:p>
+      <w:pPr>
+        <w:jc w:val="both"/>
+      </w:pPr>
     </w:p>
     <w:sectPr>
       <w:pgSz w:w="12240" w:h="15840"/>
@@ -2407,6 +2484,7 @@
   <w:style w:type="character" w:default="1" w:styleId="Fuentedeprrafopredeter">
     <w:name w:val="Default Paragraph Font"/>
     <w:uiPriority w:val="1"/>
+    <w:semiHidden/>
     <w:unhideWhenUsed/>
   </w:style>
   <w:style w:type="table" w:default="1" w:styleId="Tablanormal">
